--- a/03_Outputs/final scripts/ar/Module 1/1.0.-1-ar.docx
+++ b/03_Outputs/final scripts/ar/Module 1/1.0.-1-ar.docx
@@ -19,12 +19,12 @@
     </w:p>
     <w:p>
       <w:r>
-        <w:t>سوف نستكشف الدور الحاسم للطاقة في تحقيق أهداف التنمية المستدامة، خاصة الهدف 7: ضمان الوصول إلى طاقة ميسورة، وموثوقة، ومستدامة، وحديثة للجميع.</w:t>
+        <w:t>سوف نستعرض الدور الحاسم للطاقة في تحقيق أهداف التنمية المستدامة، استنادًا إلى الفوائد المتكاملة التي يجلبها الهدف 7: ضمان الوصول إلى طاقة ميسورة، وموثوقة، ومستدامة، وحديثة للجميع.</w:t>
       </w:r>
     </w:p>
     <w:p>
       <w:r>
-        <w:t>كما سترون كيف وكيف ترتبط القطاعات المتنوعة — من التمويل والصحة إلى الحوكمة والجنس — جميعها من خلال الطاقة.</w:t>
+        <w:t>كما سترون كيف أن القطاعات المتنوعة — من التمويل والصحة إلى الحوكمة والنوع الاجتماعي — مرتبطة جميعها من خلال الطاقة.</w:t>
       </w:r>
     </w:p>
     <w:p>
